--- a/01-项目实践/机械革命项目/SC-RRT小论文编写/（需校验）第十版SC-RRT，一种基于自适应双向超椭球体采样约束的路径规划研究 .docx
+++ b/01-项目实践/机械革命项目/SC-RRT小论文编写/（需校验）第十版SC-RRT，一种基于自适应双向超椭球体采样约束的路径规划研究 .docx
@@ -2926,7 +2926,7 @@
         <w:spacing w:before="7"/>
         <w:jc w:val="both"/>
         <w:rPr>
-          <w:rFonts w:eastAsiaTheme="minorEastAsia"/>
+          <w:rFonts w:eastAsiaTheme="minorEastAsia" w:hint="eastAsia"/>
           <w:sz w:val="11"/>
           <w:lang w:eastAsia="zh-CN"/>
         </w:rPr>
@@ -3045,7 +3045,9 @@
         <w:ind w:left="503" w:right="2292" w:hanging="297"/>
         <w:jc w:val="both"/>
         <w:rPr>
-          <w:sz w:val="17"/>
+          <w:rFonts w:eastAsiaTheme="minorEastAsia" w:hint="eastAsia"/>
+          <w:sz w:val="17"/>
+          <w:lang w:eastAsia="zh-CN"/>
         </w:rPr>
       </w:pPr>
       <w:r>
@@ -3064,9 +3066,11 @@
       </w:r>
       <w:r>
         <w:rPr>
-          <w:sz w:val="17"/>
-        </w:rPr>
-        <w:t xml:space="preserve">Donghui Guo </w:t>
+          <w:rFonts w:eastAsiaTheme="minorEastAsia" w:hint="eastAsia"/>
+          <w:sz w:val="17"/>
+          <w:lang w:eastAsia="zh-CN"/>
+        </w:rPr>
+        <w:t>Gxyhaoxianghenlihai</w:t>
       </w:r>
       <w:hyperlink r:id="rId16" w:history="1">
         <w:r>
@@ -3074,7 +3078,32 @@
             <w:spacing w:val="-2"/>
             <w:sz w:val="17"/>
           </w:rPr>
-          <w:t>dhguo@xmu.edu.cn</w:t>
+          <w:t>@</w:t>
+        </w:r>
+        <w:r>
+          <w:rPr>
+            <w:rFonts w:asciiTheme="minorEastAsia" w:eastAsiaTheme="minorEastAsia" w:hAnsiTheme="minorEastAsia" w:hint="eastAsia"/>
+            <w:spacing w:val="-2"/>
+            <w:sz w:val="17"/>
+            <w:lang w:eastAsia="zh-CN"/>
+          </w:rPr>
+          <w:t>gmail</w:t>
+        </w:r>
+        <w:r>
+          <w:rPr>
+            <w:spacing w:val="-2"/>
+            <w:sz w:val="17"/>
+          </w:rPr>
+          <w:t>.c</w:t>
+        </w:r>
+        <w:r>
+          <w:rPr>
+            <w:rFonts w:eastAsiaTheme="minorEastAsia" w:hint="eastAsia"/>
+            <w:spacing w:val="-2"/>
+            <w:sz w:val="17"/>
+            <w:lang w:eastAsia="zh-CN"/>
+          </w:rPr>
+          <w:t>om</w:t>
         </w:r>
       </w:hyperlink>
     </w:p>
@@ -3084,7 +3113,9 @@
         <w:spacing w:before="7"/>
         <w:jc w:val="both"/>
         <w:rPr>
-          <w:sz w:val="17"/>
+          <w:rFonts w:eastAsiaTheme="minorEastAsia" w:hint="eastAsia"/>
+          <w:sz w:val="17"/>
+          <w:lang w:eastAsia="zh-CN"/>
         </w:rPr>
       </w:pPr>
     </w:p>
@@ -3368,8 +3399,9 @@
         <w:pStyle w:val="11"/>
         <w:spacing w:before="109"/>
         <w:ind w:left="233" w:firstLine="0"/>
-        <w:rPr>
-          <w:rFonts w:ascii="Times New Roman" w:eastAsiaTheme="minorEastAsia" w:hAnsi="Times New Roman" w:cs="Times New Roman" w:hint="eastAsia"/>
+        <w:jc w:val="both"/>
+        <w:rPr>
+          <w:rFonts w:ascii="Times New Roman" w:eastAsiaTheme="minorEastAsia" w:hAnsi="Times New Roman" w:cs="Times New Roman"/>
           <w:b w:val="0"/>
           <w:bCs w:val="0"/>
           <w:color w:val="000000" w:themeColor="text1"/>
@@ -4294,7 +4326,7 @@
         <w:ind w:firstLine="720"/>
         <w:jc w:val="both"/>
         <w:rPr>
-          <w:rFonts w:eastAsiaTheme="minorEastAsia" w:hint="eastAsia"/>
+          <w:rFonts w:eastAsiaTheme="minorEastAsia"/>
           <w:lang w:eastAsia="zh-CN"/>
         </w:rPr>
       </w:pPr>
@@ -4486,10 +4518,10 @@
             <v:path o:extrusionok="f" gradientshapeok="t" o:connecttype="rect"/>
             <o:lock v:ext="edit" aspectratio="t"/>
           </v:shapetype>
-          <v:shape id="_x0000_i1115" type="#_x0000_t75" style="width:22.4pt;height:21.75pt" o:ole="">
+          <v:shape id="_x0000_i1025" type="#_x0000_t75" style="width:22.4pt;height:21.75pt" o:ole="">
             <v:imagedata r:id="rId18" o:title=""/>
           </v:shape>
-          <o:OLEObject Type="Embed" ProgID="Equation.DSMT4" ShapeID="_x0000_i1115" DrawAspect="Content" ObjectID="_1831314311" r:id="rId19"/>
+          <o:OLEObject Type="Embed" ProgID="Equation.DSMT4" ShapeID="_x0000_i1025" DrawAspect="Content" ObjectID="_1831485645" r:id="rId19"/>
         </w:object>
       </w:r>
       <w:r>
@@ -4505,10 +4537,10 @@
           <w:position w:val="-16"/>
         </w:rPr>
         <w:object w:dxaOrig="460" w:dyaOrig="440" w14:anchorId="6D6CBDC7">
-          <v:shape id="_x0000_i1116" type="#_x0000_t75" style="width:22.4pt;height:21.75pt" o:ole="">
+          <v:shape id="_x0000_i1026" type="#_x0000_t75" style="width:22.4pt;height:21.75pt" o:ole="">
             <v:imagedata r:id="rId20" o:title=""/>
           </v:shape>
-          <o:OLEObject Type="Embed" ProgID="Equation.DSMT4" ShapeID="_x0000_i1116" DrawAspect="Content" ObjectID="_1831314312" r:id="rId21"/>
+          <o:OLEObject Type="Embed" ProgID="Equation.DSMT4" ShapeID="_x0000_i1026" DrawAspect="Content" ObjectID="_1831485646" r:id="rId21"/>
         </w:object>
       </w:r>
       <w:r>
@@ -4883,10 +4915,10 @@
           <w:position w:val="-22"/>
         </w:rPr>
         <w:object w:dxaOrig="10219" w:dyaOrig="620" w14:anchorId="1387BDE5">
-          <v:shape id="_x0000_i1117" type="#_x0000_t75" style="width:429.95pt;height:25.8pt" o:ole="">
+          <v:shape id="_x0000_i1027" type="#_x0000_t75" style="width:429.95pt;height:25.8pt" o:ole="">
             <v:imagedata r:id="rId24" o:title=""/>
           </v:shape>
-          <o:OLEObject Type="Embed" ProgID="Equation.DSMT4" ShapeID="_x0000_i1117" DrawAspect="Content" ObjectID="_1831314313" r:id="rId25"/>
+          <o:OLEObject Type="Embed" ProgID="Equation.DSMT4" ShapeID="_x0000_i1027" DrawAspect="Content" ObjectID="_1831485647" r:id="rId25"/>
         </w:object>
       </w:r>
     </w:p>
@@ -4922,10 +4954,10 @@
           <w:position w:val="-16"/>
         </w:rPr>
         <w:object w:dxaOrig="460" w:dyaOrig="440" w14:anchorId="5F36DAF0">
-          <v:shape id="_x0000_i1118" type="#_x0000_t75" style="width:22.4pt;height:21.75pt" o:ole="">
+          <v:shape id="_x0000_i1028" type="#_x0000_t75" style="width:22.4pt;height:21.75pt" o:ole="">
             <v:imagedata r:id="rId18" o:title=""/>
           </v:shape>
-          <o:OLEObject Type="Embed" ProgID="Equation.DSMT4" ShapeID="_x0000_i1118" DrawAspect="Content" ObjectID="_1831314314" r:id="rId26"/>
+          <o:OLEObject Type="Embed" ProgID="Equation.DSMT4" ShapeID="_x0000_i1028" DrawAspect="Content" ObjectID="_1831485648" r:id="rId26"/>
         </w:object>
       </w:r>
       <w:bookmarkEnd w:id="17"/>
@@ -5075,10 +5107,10 @@
           <w:position w:val="-12"/>
         </w:rPr>
         <w:object w:dxaOrig="880" w:dyaOrig="360" w14:anchorId="48DC73B0">
-          <v:shape id="_x0000_i1119" type="#_x0000_t75" style="width:44.15pt;height:18.35pt" o:ole="">
+          <v:shape id="_x0000_i1029" type="#_x0000_t75" style="width:44.15pt;height:18.35pt" o:ole="">
             <v:imagedata r:id="rId27" o:title=""/>
           </v:shape>
-          <o:OLEObject Type="Embed" ProgID="Equation.DSMT4" ShapeID="_x0000_i1119" DrawAspect="Content" ObjectID="_1831314315" r:id="rId28"/>
+          <o:OLEObject Type="Embed" ProgID="Equation.DSMT4" ShapeID="_x0000_i1029" DrawAspect="Content" ObjectID="_1831485649" r:id="rId28"/>
         </w:object>
       </w:r>
       <w:r>
@@ -5163,10 +5195,10 @@
           <w:position w:val="-12"/>
         </w:rPr>
         <w:object w:dxaOrig="920" w:dyaOrig="360" w14:anchorId="4A829B8E">
-          <v:shape id="_x0000_i1120" type="#_x0000_t75" style="width:46.85pt;height:18.35pt" o:ole="">
+          <v:shape id="_x0000_i1030" type="#_x0000_t75" style="width:46.85pt;height:18.35pt" o:ole="">
             <v:imagedata r:id="rId29" o:title=""/>
           </v:shape>
-          <o:OLEObject Type="Embed" ProgID="Equation.DSMT4" ShapeID="_x0000_i1120" DrawAspect="Content" ObjectID="_1831314316" r:id="rId30"/>
+          <o:OLEObject Type="Embed" ProgID="Equation.DSMT4" ShapeID="_x0000_i1030" DrawAspect="Content" ObjectID="_1831485650" r:id="rId30"/>
         </w:object>
       </w:r>
       <w:r>
@@ -5236,7 +5268,7 @@
         <w:spacing w:before="109"/>
         <w:jc w:val="center"/>
         <w:rPr>
-          <w:rFonts w:ascii="Times New Roman" w:eastAsia="宋体" w:hAnsi="Times New Roman" w:cs="Times New Roman" w:hint="eastAsia"/>
+          <w:rFonts w:ascii="Times New Roman" w:eastAsia="宋体" w:hAnsi="Times New Roman" w:cs="Times New Roman"/>
           <w:spacing w:val="-2"/>
           <w:w w:val="110"/>
           <w:lang w:eastAsia="zh-CN"/>
@@ -9977,7 +10009,7 @@
         <w:jc w:val="center"/>
         <w:outlineLvl w:val="2"/>
         <w:rPr>
-          <w:rFonts w:eastAsiaTheme="minorEastAsia" w:hint="eastAsia"/>
+          <w:rFonts w:eastAsiaTheme="minorEastAsia"/>
           <w:lang w:eastAsia="zh-CN"/>
         </w:rPr>
       </w:pPr>
@@ -29155,6 +29187,7 @@
   <w:style w:type="character" w:default="1" w:styleId="a0">
     <w:name w:val="Default Paragraph Font"/>
     <w:uiPriority w:val="1"/>
+    <w:semiHidden/>
     <w:unhideWhenUsed/>
   </w:style>
   <w:style w:type="table" w:default="1" w:styleId="a1">
